--- a/temp/ТЗ.docx
+++ b/temp/ТЗ.docx
@@ -29,20 +29,19 @@
         <w:rPr>
           <w:rFonts w:ascii="Times New Roman" w:hAnsi="Times New Roman"/>
           <w:b/>
+          <w:bCs/>
+          <w:sz w:val="28"/>
+          <w:szCs w:val="28"/>
+        </w:rPr>
+      </w:pPr>
+      <w:r>
+        <w:rPr>
+          <w:rFonts w:ascii="Times New Roman" w:hAnsi="Times New Roman"/>
           <w:b/>
           <w:bCs/>
           <w:sz w:val="28"/>
           <w:szCs w:val="28"/>
         </w:rPr>
-      </w:pPr>
-      <w:r>
-        <w:rPr>
-          <w:rFonts w:ascii="Times New Roman" w:hAnsi="Times New Roman"/>
-          <w:b/>
-          <w:bCs/>
-          <w:sz w:val="28"/>
-          <w:szCs w:val="28"/>
-        </w:rPr>
         <w:t>Технічне завдання (ТЗ) на розробку розподіленої системи збору даних для автоматизованого обліку електроенергії</w:t>
       </w:r>
     </w:p>
@@ -58,7 +57,11 @@
         </w:rPr>
       </w:pPr>
       <w:r>
-        <w:rPr/>
+        <w:rPr>
+          <w:rFonts w:ascii="Times New Roman" w:hAnsi="Times New Roman"/>
+          <w:sz w:val="28"/>
+          <w:szCs w:val="28"/>
+        </w:rPr>
       </w:r>
     </w:p>
     <w:p>
@@ -78,7 +81,7 @@
       </w:r>
       <w:r>
         <w:rPr>
-          <w:rStyle w:val="StrongEmphasis"/>
+          <w:rStyle w:val="Strong"/>
           <w:rFonts w:ascii="Times New Roman" w:hAnsi="Times New Roman"/>
           <w:sz w:val="28"/>
           <w:szCs w:val="28"/>
@@ -92,14 +95,18 @@
         <w:bidi w:val="0"/>
         <w:jc w:val="start"/>
         <w:rPr>
-          <w:rStyle w:val="StrongEmphasis"/>
-          <w:rFonts w:ascii="Times New Roman" w:hAnsi="Times New Roman"/>
-          <w:sz w:val="28"/>
-          <w:szCs w:val="28"/>
-        </w:rPr>
-      </w:pPr>
-      <w:r>
-        <w:rPr/>
+          <w:rStyle w:val="Strong"/>
+          <w:rFonts w:ascii="Times New Roman" w:hAnsi="Times New Roman"/>
+          <w:sz w:val="28"/>
+          <w:szCs w:val="28"/>
+        </w:rPr>
+      </w:pPr>
+      <w:r>
+        <w:rPr>
+          <w:rFonts w:ascii="Times New Roman" w:hAnsi="Times New Roman"/>
+          <w:sz w:val="28"/>
+          <w:szCs w:val="28"/>
+        </w:rPr>
       </w:r>
     </w:p>
     <w:p>
@@ -119,7 +126,7 @@
       </w:r>
       <w:r>
         <w:rPr>
-          <w:rStyle w:val="StrongEmphasis"/>
+          <w:rStyle w:val="Strong"/>
           <w:rFonts w:ascii="Times New Roman" w:hAnsi="Times New Roman"/>
           <w:sz w:val="28"/>
           <w:szCs w:val="28"/>
@@ -148,7 +155,11 @@
         </w:rPr>
       </w:pPr>
       <w:r>
-        <w:rPr/>
+        <w:rPr>
+          <w:rFonts w:ascii="Times New Roman" w:hAnsi="Times New Roman"/>
+          <w:sz w:val="28"/>
+          <w:szCs w:val="28"/>
+        </w:rPr>
       </w:r>
     </w:p>
     <w:p>
@@ -168,7 +179,7 @@
       </w:r>
       <w:r>
         <w:rPr>
-          <w:rStyle w:val="StrongEmphasis"/>
+          <w:rStyle w:val="Strong"/>
           <w:rFonts w:ascii="Times New Roman" w:hAnsi="Times New Roman"/>
           <w:sz w:val="28"/>
           <w:szCs w:val="28"/>
@@ -197,7 +208,11 @@
         </w:rPr>
       </w:pPr>
       <w:r>
-        <w:rPr/>
+        <w:rPr>
+          <w:rFonts w:ascii="Times New Roman" w:hAnsi="Times New Roman"/>
+          <w:sz w:val="28"/>
+          <w:szCs w:val="28"/>
+        </w:rPr>
       </w:r>
     </w:p>
     <w:p>
@@ -217,7 +232,7 @@
       </w:r>
       <w:r>
         <w:rPr>
-          <w:rStyle w:val="StrongEmphasis"/>
+          <w:rStyle w:val="Strong"/>
           <w:rFonts w:ascii="Times New Roman" w:hAnsi="Times New Roman"/>
           <w:sz w:val="28"/>
           <w:szCs w:val="28"/>
@@ -246,7 +261,11 @@
         </w:rPr>
       </w:pPr>
       <w:r>
-        <w:rPr/>
+        <w:rPr>
+          <w:rFonts w:ascii="Times New Roman" w:hAnsi="Times New Roman"/>
+          <w:sz w:val="28"/>
+          <w:szCs w:val="28"/>
+        </w:rPr>
       </w:r>
     </w:p>
     <w:p>
@@ -266,7 +285,7 @@
       </w:r>
       <w:r>
         <w:rPr>
-          <w:rStyle w:val="StrongEmphasis"/>
+          <w:rStyle w:val="Strong"/>
           <w:rFonts w:ascii="Times New Roman" w:hAnsi="Times New Roman"/>
           <w:sz w:val="28"/>
           <w:szCs w:val="28"/>
@@ -282,11 +301,10 @@
           <w:numId w:val="1"/>
         </w:numPr>
         <w:tabs>
-          <w:tab w:val="clear" w:pos="709"/>
           <w:tab w:val="left" w:pos="709" w:leader="none"/>
         </w:tabs>
         <w:bidi w:val="0"/>
-        <w:ind w:start="709" w:hanging="283"/>
+        <w:ind w:hanging="283" w:start="709"/>
         <w:jc w:val="start"/>
         <w:rPr>
           <w:rFonts w:ascii="Times New Roman" w:hAnsi="Times New Roman"/>
@@ -311,11 +329,10 @@
           <w:numId w:val="1"/>
         </w:numPr>
         <w:tabs>
-          <w:tab w:val="clear" w:pos="709"/>
           <w:tab w:val="left" w:pos="709" w:leader="none"/>
         </w:tabs>
         <w:bidi w:val="0"/>
-        <w:ind w:start="709" w:hanging="283"/>
+        <w:ind w:hanging="283" w:start="709"/>
         <w:jc w:val="start"/>
         <w:rPr>
           <w:rFonts w:ascii="Times New Roman" w:hAnsi="Times New Roman"/>
@@ -340,11 +357,10 @@
           <w:numId w:val="1"/>
         </w:numPr>
         <w:tabs>
-          <w:tab w:val="clear" w:pos="709"/>
           <w:tab w:val="left" w:pos="709" w:leader="none"/>
         </w:tabs>
         <w:bidi w:val="0"/>
-        <w:ind w:start="709" w:hanging="283"/>
+        <w:ind w:hanging="283" w:start="709"/>
         <w:jc w:val="start"/>
         <w:rPr>
           <w:rFonts w:ascii="Times New Roman" w:hAnsi="Times New Roman"/>
@@ -369,11 +385,10 @@
           <w:numId w:val="1"/>
         </w:numPr>
         <w:tabs>
-          <w:tab w:val="clear" w:pos="709"/>
           <w:tab w:val="left" w:pos="709" w:leader="none"/>
         </w:tabs>
         <w:bidi w:val="0"/>
-        <w:ind w:start="709" w:hanging="283"/>
+        <w:ind w:hanging="283" w:start="709"/>
         <w:jc w:val="start"/>
         <w:rPr>
           <w:rFonts w:ascii="Times New Roman" w:hAnsi="Times New Roman"/>
@@ -398,11 +413,10 @@
           <w:numId w:val="1"/>
         </w:numPr>
         <w:tabs>
-          <w:tab w:val="clear" w:pos="709"/>
           <w:tab w:val="left" w:pos="709" w:leader="none"/>
         </w:tabs>
         <w:bidi w:val="0"/>
-        <w:ind w:start="709" w:hanging="283"/>
+        <w:ind w:hanging="283" w:start="709"/>
         <w:jc w:val="start"/>
         <w:rPr>
           <w:rFonts w:ascii="Times New Roman" w:hAnsi="Times New Roman"/>
@@ -435,7 +449,7 @@
       </w:r>
       <w:r>
         <w:rPr>
-          <w:rStyle w:val="StrongEmphasis"/>
+          <w:rStyle w:val="Strong"/>
           <w:rFonts w:ascii="Times New Roman" w:hAnsi="Times New Roman"/>
           <w:sz w:val="28"/>
           <w:szCs w:val="28"/>
@@ -451,17 +465,16 @@
           <w:numId w:val="2"/>
         </w:numPr>
         <w:tabs>
-          <w:tab w:val="clear" w:pos="709"/>
           <w:tab w:val="left" w:pos="709" w:leader="none"/>
         </w:tabs>
         <w:bidi w:val="0"/>
-        <w:ind w:start="709" w:hanging="283"/>
-        <w:jc w:val="start"/>
-        <w:rPr/>
-      </w:pPr>
-      <w:r>
-        <w:rPr>
-          <w:rStyle w:val="StrongEmphasis"/>
+        <w:ind w:hanging="283" w:start="709"/>
+        <w:jc w:val="start"/>
+        <w:rPr/>
+      </w:pPr>
+      <w:r>
+        <w:rPr>
+          <w:rStyle w:val="Strong"/>
           <w:rFonts w:ascii="Times New Roman" w:hAnsi="Times New Roman"/>
           <w:sz w:val="28"/>
           <w:szCs w:val="28"/>
@@ -485,17 +498,16 @@
           <w:numId w:val="2"/>
         </w:numPr>
         <w:tabs>
-          <w:tab w:val="clear" w:pos="709"/>
           <w:tab w:val="left" w:pos="709" w:leader="none"/>
         </w:tabs>
         <w:bidi w:val="0"/>
-        <w:ind w:start="709" w:hanging="283"/>
-        <w:jc w:val="start"/>
-        <w:rPr/>
-      </w:pPr>
-      <w:r>
-        <w:rPr>
-          <w:rStyle w:val="StrongEmphasis"/>
+        <w:ind w:hanging="283" w:start="709"/>
+        <w:jc w:val="start"/>
+        <w:rPr/>
+      </w:pPr>
+      <w:r>
+        <w:rPr>
+          <w:rStyle w:val="Strong"/>
           <w:rFonts w:ascii="Times New Roman" w:hAnsi="Times New Roman"/>
           <w:sz w:val="28"/>
           <w:szCs w:val="28"/>
@@ -519,17 +531,16 @@
           <w:numId w:val="2"/>
         </w:numPr>
         <w:tabs>
-          <w:tab w:val="clear" w:pos="709"/>
           <w:tab w:val="left" w:pos="709" w:leader="none"/>
         </w:tabs>
         <w:bidi w:val="0"/>
-        <w:ind w:start="709" w:hanging="283"/>
-        <w:jc w:val="start"/>
-        <w:rPr/>
-      </w:pPr>
-      <w:r>
-        <w:rPr>
-          <w:rStyle w:val="StrongEmphasis"/>
+        <w:ind w:hanging="283" w:start="709"/>
+        <w:jc w:val="start"/>
+        <w:rPr/>
+      </w:pPr>
+      <w:r>
+        <w:rPr>
+          <w:rStyle w:val="Strong"/>
           <w:rFonts w:ascii="Times New Roman" w:hAnsi="Times New Roman"/>
           <w:sz w:val="28"/>
           <w:szCs w:val="28"/>
@@ -553,17 +564,16 @@
           <w:numId w:val="2"/>
         </w:numPr>
         <w:tabs>
-          <w:tab w:val="clear" w:pos="709"/>
           <w:tab w:val="left" w:pos="709" w:leader="none"/>
         </w:tabs>
         <w:bidi w:val="0"/>
-        <w:ind w:start="709" w:hanging="283"/>
-        <w:jc w:val="start"/>
-        <w:rPr/>
-      </w:pPr>
-      <w:r>
-        <w:rPr>
-          <w:rStyle w:val="StrongEmphasis"/>
+        <w:ind w:hanging="283" w:start="709"/>
+        <w:jc w:val="start"/>
+        <w:rPr/>
+      </w:pPr>
+      <w:r>
+        <w:rPr>
+          <w:rStyle w:val="Strong"/>
           <w:rFonts w:ascii="Times New Roman" w:hAnsi="Times New Roman"/>
           <w:sz w:val="28"/>
           <w:szCs w:val="28"/>
@@ -587,17 +597,16 @@
           <w:numId w:val="2"/>
         </w:numPr>
         <w:tabs>
-          <w:tab w:val="clear" w:pos="709"/>
           <w:tab w:val="left" w:pos="709" w:leader="none"/>
         </w:tabs>
         <w:bidi w:val="0"/>
-        <w:ind w:start="709" w:hanging="283"/>
-        <w:jc w:val="start"/>
-        <w:rPr/>
-      </w:pPr>
-      <w:r>
-        <w:rPr>
-          <w:rStyle w:val="StrongEmphasis"/>
+        <w:ind w:hanging="283" w:start="709"/>
+        <w:jc w:val="start"/>
+        <w:rPr/>
+      </w:pPr>
+      <w:r>
+        <w:rPr>
+          <w:rStyle w:val="Strong"/>
           <w:rFonts w:ascii="Times New Roman" w:hAnsi="Times New Roman"/>
           <w:sz w:val="28"/>
           <w:szCs w:val="28"/>
@@ -621,16 +630,20 @@
           <w:numId w:val="0"/>
         </w:numPr>
         <w:bidi w:val="0"/>
-        <w:ind w:hanging="0"/>
-        <w:jc w:val="start"/>
-        <w:rPr>
-          <w:rFonts w:ascii="Times New Roman" w:hAnsi="Times New Roman"/>
-          <w:sz w:val="28"/>
-          <w:szCs w:val="28"/>
-        </w:rPr>
-      </w:pPr>
-      <w:r>
-        <w:rPr/>
+        <w:ind w:hanging="0" w:start="0"/>
+        <w:jc w:val="start"/>
+        <w:rPr>
+          <w:rFonts w:ascii="Times New Roman" w:hAnsi="Times New Roman"/>
+          <w:sz w:val="28"/>
+          <w:szCs w:val="28"/>
+        </w:rPr>
+      </w:pPr>
+      <w:r>
+        <w:rPr>
+          <w:rFonts w:ascii="Times New Roman" w:hAnsi="Times New Roman"/>
+          <w:sz w:val="28"/>
+          <w:szCs w:val="28"/>
+        </w:rPr>
       </w:r>
     </w:p>
     <w:p>
@@ -650,7 +663,7 @@
       </w:r>
       <w:r>
         <w:rPr>
-          <w:rStyle w:val="StrongEmphasis"/>
+          <w:rStyle w:val="Strong"/>
           <w:rFonts w:ascii="Times New Roman" w:hAnsi="Times New Roman"/>
           <w:sz w:val="28"/>
           <w:szCs w:val="28"/>
@@ -664,14 +677,18 @@
         <w:bidi w:val="0"/>
         <w:jc w:val="start"/>
         <w:rPr>
-          <w:rStyle w:val="StrongEmphasis"/>
-          <w:rFonts w:ascii="Times New Roman" w:hAnsi="Times New Roman"/>
-          <w:sz w:val="28"/>
-          <w:szCs w:val="28"/>
-        </w:rPr>
-      </w:pPr>
-      <w:r>
-        <w:rPr/>
+          <w:rStyle w:val="Strong"/>
+          <w:rFonts w:ascii="Times New Roman" w:hAnsi="Times New Roman"/>
+          <w:sz w:val="28"/>
+          <w:szCs w:val="28"/>
+        </w:rPr>
+      </w:pPr>
+      <w:r>
+        <w:rPr>
+          <w:rFonts w:ascii="Times New Roman" w:hAnsi="Times New Roman"/>
+          <w:sz w:val="28"/>
+          <w:szCs w:val="28"/>
+        </w:rPr>
       </w:r>
     </w:p>
     <w:p>
@@ -691,7 +708,7 @@
       </w:r>
       <w:r>
         <w:rPr>
-          <w:rStyle w:val="StrongEmphasis"/>
+          <w:rStyle w:val="Strong"/>
           <w:rFonts w:ascii="Times New Roman" w:hAnsi="Times New Roman"/>
           <w:sz w:val="28"/>
           <w:szCs w:val="28"/>
@@ -720,7 +737,11 @@
         </w:rPr>
       </w:pPr>
       <w:r>
-        <w:rPr/>
+        <w:rPr>
+          <w:rFonts w:ascii="Times New Roman" w:hAnsi="Times New Roman"/>
+          <w:sz w:val="28"/>
+          <w:szCs w:val="28"/>
+        </w:rPr>
       </w:r>
     </w:p>
     <w:p>
@@ -740,7 +761,7 @@
       </w:r>
       <w:r>
         <w:rPr>
-          <w:rStyle w:val="StrongEmphasis"/>
+          <w:rStyle w:val="Strong"/>
           <w:rFonts w:ascii="Times New Roman" w:hAnsi="Times New Roman"/>
           <w:sz w:val="28"/>
           <w:szCs w:val="28"/>
@@ -774,7 +795,7 @@
       </w:r>
       <w:r>
         <w:rPr>
-          <w:rStyle w:val="StrongEmphasis"/>
+          <w:rStyle w:val="Strong"/>
           <w:rFonts w:ascii="Times New Roman" w:hAnsi="Times New Roman"/>
           <w:sz w:val="28"/>
           <w:szCs w:val="28"/>
@@ -803,7 +824,11 @@
         </w:rPr>
       </w:pPr>
       <w:r>
-        <w:rPr/>
+        <w:rPr>
+          <w:rFonts w:ascii="Times New Roman" w:hAnsi="Times New Roman"/>
+          <w:sz w:val="28"/>
+          <w:szCs w:val="28"/>
+        </w:rPr>
       </w:r>
     </w:p>
     <w:p>
@@ -823,7 +848,7 @@
       </w:r>
       <w:r>
         <w:rPr>
-          <w:rStyle w:val="StrongEmphasis"/>
+          <w:rStyle w:val="Strong"/>
           <w:rFonts w:ascii="Times New Roman" w:hAnsi="Times New Roman"/>
           <w:sz w:val="28"/>
           <w:szCs w:val="28"/>
@@ -852,7 +877,11 @@
         </w:rPr>
       </w:pPr>
       <w:r>
-        <w:rPr/>
+        <w:rPr>
+          <w:rFonts w:ascii="Times New Roman" w:hAnsi="Times New Roman"/>
+          <w:sz w:val="28"/>
+          <w:szCs w:val="28"/>
+        </w:rPr>
       </w:r>
     </w:p>
     <w:p>
@@ -872,7 +901,7 @@
       </w:r>
       <w:r>
         <w:rPr>
-          <w:rStyle w:val="StrongEmphasis"/>
+          <w:rStyle w:val="Strong"/>
           <w:rFonts w:ascii="Times New Roman" w:hAnsi="Times New Roman"/>
           <w:sz w:val="28"/>
           <w:szCs w:val="28"/>
@@ -901,7 +930,11 @@
         </w:rPr>
       </w:pPr>
       <w:r>
-        <w:rPr/>
+        <w:rPr>
+          <w:rFonts w:ascii="Times New Roman" w:hAnsi="Times New Roman"/>
+          <w:sz w:val="28"/>
+          <w:szCs w:val="28"/>
+        </w:rPr>
       </w:r>
     </w:p>
     <w:p>
@@ -921,7 +954,7 @@
       </w:r>
       <w:r>
         <w:rPr>
-          <w:rStyle w:val="StrongEmphasis"/>
+          <w:rStyle w:val="Strong"/>
           <w:rFonts w:ascii="Times New Roman" w:hAnsi="Times New Roman"/>
           <w:sz w:val="28"/>
           <w:szCs w:val="28"/>
@@ -950,7 +983,11 @@
         </w:rPr>
       </w:pPr>
       <w:r>
-        <w:rPr/>
+        <w:rPr>
+          <w:rFonts w:ascii="Times New Roman" w:hAnsi="Times New Roman"/>
+          <w:sz w:val="28"/>
+          <w:szCs w:val="28"/>
+        </w:rPr>
       </w:r>
     </w:p>
     <w:p>
@@ -970,7 +1007,7 @@
       </w:r>
       <w:r>
         <w:rPr>
-          <w:rStyle w:val="StrongEmphasis"/>
+          <w:rStyle w:val="Strong"/>
           <w:rFonts w:ascii="Times New Roman" w:hAnsi="Times New Roman"/>
           <w:sz w:val="28"/>
           <w:szCs w:val="28"/>
@@ -999,7 +1036,11 @@
         </w:rPr>
       </w:pPr>
       <w:r>
-        <w:rPr/>
+        <w:rPr>
+          <w:rFonts w:ascii="Times New Roman" w:hAnsi="Times New Roman"/>
+          <w:sz w:val="28"/>
+          <w:szCs w:val="28"/>
+        </w:rPr>
       </w:r>
     </w:p>
     <w:p>
@@ -1019,7 +1060,7 @@
       </w:r>
       <w:r>
         <w:rPr>
-          <w:rStyle w:val="StrongEmphasis"/>
+          <w:rStyle w:val="Strong"/>
           <w:rFonts w:ascii="Times New Roman" w:hAnsi="Times New Roman"/>
           <w:sz w:val="28"/>
           <w:szCs w:val="28"/>
@@ -1048,7 +1089,11 @@
         </w:rPr>
       </w:pPr>
       <w:r>
-        <w:rPr/>
+        <w:rPr>
+          <w:rFonts w:ascii="Times New Roman" w:hAnsi="Times New Roman"/>
+          <w:sz w:val="28"/>
+          <w:szCs w:val="28"/>
+        </w:rPr>
       </w:r>
     </w:p>
     <w:p>
@@ -1068,7 +1113,7 @@
       </w:r>
       <w:r>
         <w:rPr>
-          <w:rStyle w:val="StrongEmphasis"/>
+          <w:rStyle w:val="Strong"/>
           <w:rFonts w:ascii="Times New Roman" w:hAnsi="Times New Roman"/>
           <w:sz w:val="28"/>
           <w:szCs w:val="28"/>
@@ -1097,7 +1142,11 @@
         </w:rPr>
       </w:pPr>
       <w:r>
-        <w:rPr/>
+        <w:rPr>
+          <w:rFonts w:ascii="Times New Roman" w:hAnsi="Times New Roman"/>
+          <w:sz w:val="28"/>
+          <w:szCs w:val="28"/>
+        </w:rPr>
       </w:r>
     </w:p>
     <w:p>
@@ -1117,7 +1166,7 @@
       </w:r>
       <w:r>
         <w:rPr>
-          <w:rStyle w:val="StrongEmphasis"/>
+          <w:rStyle w:val="Strong"/>
           <w:rFonts w:ascii="Times New Roman" w:hAnsi="Times New Roman"/>
           <w:sz w:val="28"/>
           <w:szCs w:val="28"/>
@@ -1131,14 +1180,18 @@
         <w:bidi w:val="0"/>
         <w:jc w:val="start"/>
         <w:rPr>
-          <w:rStyle w:val="StrongEmphasis"/>
-          <w:rFonts w:ascii="Times New Roman" w:hAnsi="Times New Roman"/>
-          <w:sz w:val="28"/>
-          <w:szCs w:val="28"/>
-        </w:rPr>
-      </w:pPr>
-      <w:r>
-        <w:rPr/>
+          <w:rStyle w:val="Strong"/>
+          <w:rFonts w:ascii="Times New Roman" w:hAnsi="Times New Roman"/>
+          <w:sz w:val="28"/>
+          <w:szCs w:val="28"/>
+        </w:rPr>
+      </w:pPr>
+      <w:r>
+        <w:rPr>
+          <w:rFonts w:ascii="Times New Roman" w:hAnsi="Times New Roman"/>
+          <w:sz w:val="28"/>
+          <w:szCs w:val="28"/>
+        </w:rPr>
       </w:r>
     </w:p>
     <w:p>
@@ -1158,7 +1211,7 @@
       </w:r>
       <w:r>
         <w:rPr>
-          <w:rStyle w:val="StrongEmphasis"/>
+          <w:rStyle w:val="Strong"/>
           <w:rFonts w:ascii="Times New Roman" w:hAnsi="Times New Roman"/>
           <w:sz w:val="28"/>
           <w:szCs w:val="28"/>
@@ -1187,7 +1240,11 @@
         </w:rPr>
       </w:pPr>
       <w:r>
-        <w:rPr/>
+        <w:rPr>
+          <w:rFonts w:ascii="Times New Roman" w:hAnsi="Times New Roman"/>
+          <w:sz w:val="28"/>
+          <w:szCs w:val="28"/>
+        </w:rPr>
       </w:r>
     </w:p>
     <w:p>
@@ -1207,7 +1264,7 @@
       </w:r>
       <w:r>
         <w:rPr>
-          <w:rStyle w:val="StrongEmphasis"/>
+          <w:rStyle w:val="Strong"/>
           <w:rFonts w:ascii="Times New Roman" w:hAnsi="Times New Roman"/>
           <w:sz w:val="28"/>
           <w:szCs w:val="28"/>
@@ -1236,7 +1293,11 @@
         </w:rPr>
       </w:pPr>
       <w:r>
-        <w:rPr/>
+        <w:rPr>
+          <w:rFonts w:ascii="Times New Roman" w:hAnsi="Times New Roman"/>
+          <w:sz w:val="28"/>
+          <w:szCs w:val="28"/>
+        </w:rPr>
       </w:r>
     </w:p>
     <w:p>
@@ -1256,7 +1317,7 @@
       </w:r>
       <w:r>
         <w:rPr>
-          <w:rStyle w:val="StrongEmphasis"/>
+          <w:rStyle w:val="Strong"/>
           <w:rFonts w:ascii="Times New Roman" w:hAnsi="Times New Roman"/>
           <w:sz w:val="28"/>
           <w:szCs w:val="28"/>
@@ -1285,7 +1346,11 @@
         </w:rPr>
       </w:pPr>
       <w:r>
-        <w:rPr/>
+        <w:rPr>
+          <w:rFonts w:ascii="Times New Roman" w:hAnsi="Times New Roman"/>
+          <w:sz w:val="28"/>
+          <w:szCs w:val="28"/>
+        </w:rPr>
       </w:r>
     </w:p>
     <w:p>
@@ -1305,7 +1370,7 @@
       </w:r>
       <w:r>
         <w:rPr>
-          <w:rStyle w:val="StrongEmphasis"/>
+          <w:rStyle w:val="Strong"/>
           <w:rFonts w:ascii="Times New Roman" w:hAnsi="Times New Roman"/>
           <w:sz w:val="28"/>
           <w:szCs w:val="28"/>
@@ -1334,7 +1399,11 @@
         </w:rPr>
       </w:pPr>
       <w:r>
-        <w:rPr/>
+        <w:rPr>
+          <w:rFonts w:ascii="Times New Roman" w:hAnsi="Times New Roman"/>
+          <w:sz w:val="28"/>
+          <w:szCs w:val="28"/>
+        </w:rPr>
       </w:r>
     </w:p>
     <w:p>
@@ -1354,7 +1423,7 @@
       </w:r>
       <w:r>
         <w:rPr>
-          <w:rStyle w:val="StrongEmphasis"/>
+          <w:rStyle w:val="Strong"/>
           <w:rFonts w:ascii="Times New Roman" w:hAnsi="Times New Roman"/>
           <w:sz w:val="28"/>
           <w:szCs w:val="28"/>
@@ -1368,14 +1437,18 @@
         <w:bidi w:val="0"/>
         <w:jc w:val="start"/>
         <w:rPr>
-          <w:rStyle w:val="StrongEmphasis"/>
-          <w:rFonts w:ascii="Times New Roman" w:hAnsi="Times New Roman"/>
-          <w:sz w:val="28"/>
-          <w:szCs w:val="28"/>
-        </w:rPr>
-      </w:pPr>
-      <w:r>
-        <w:rPr/>
+          <w:rStyle w:val="Strong"/>
+          <w:rFonts w:ascii="Times New Roman" w:hAnsi="Times New Roman"/>
+          <w:sz w:val="28"/>
+          <w:szCs w:val="28"/>
+        </w:rPr>
+      </w:pPr>
+      <w:r>
+        <w:rPr>
+          <w:rFonts w:ascii="Times New Roman" w:hAnsi="Times New Roman"/>
+          <w:sz w:val="28"/>
+          <w:szCs w:val="28"/>
+        </w:rPr>
       </w:r>
     </w:p>
     <w:p>
@@ -1395,7 +1468,7 @@
       </w:r>
       <w:r>
         <w:rPr>
-          <w:rStyle w:val="StrongEmphasis"/>
+          <w:rStyle w:val="Strong"/>
           <w:rFonts w:ascii="Times New Roman" w:hAnsi="Times New Roman"/>
           <w:sz w:val="28"/>
           <w:szCs w:val="28"/>
@@ -1424,7 +1497,11 @@
         </w:rPr>
       </w:pPr>
       <w:r>
-        <w:rPr/>
+        <w:rPr>
+          <w:rFonts w:ascii="Times New Roman" w:hAnsi="Times New Roman"/>
+          <w:sz w:val="28"/>
+          <w:szCs w:val="28"/>
+        </w:rPr>
       </w:r>
     </w:p>
     <w:p>
@@ -1444,7 +1521,7 @@
       </w:r>
       <w:r>
         <w:rPr>
-          <w:rStyle w:val="StrongEmphasis"/>
+          <w:rStyle w:val="Strong"/>
           <w:rFonts w:ascii="Times New Roman" w:hAnsi="Times New Roman"/>
           <w:sz w:val="28"/>
           <w:szCs w:val="28"/>
@@ -1473,7 +1550,11 @@
         </w:rPr>
       </w:pPr>
       <w:r>
-        <w:rPr/>
+        <w:rPr>
+          <w:rFonts w:ascii="Times New Roman" w:hAnsi="Times New Roman"/>
+          <w:sz w:val="28"/>
+          <w:szCs w:val="28"/>
+        </w:rPr>
       </w:r>
     </w:p>
     <w:p>
@@ -1493,7 +1574,7 @@
       </w:r>
       <w:r>
         <w:rPr>
-          <w:rStyle w:val="StrongEmphasis"/>
+          <w:rStyle w:val="Strong"/>
           <w:rFonts w:ascii="Times New Roman" w:hAnsi="Times New Roman"/>
           <w:sz w:val="28"/>
           <w:szCs w:val="28"/>
@@ -1509,11 +1590,10 @@
           <w:numId w:val="3"/>
         </w:numPr>
         <w:tabs>
-          <w:tab w:val="clear" w:pos="709"/>
           <w:tab w:val="left" w:pos="709" w:leader="none"/>
         </w:tabs>
         <w:bidi w:val="0"/>
-        <w:ind w:start="709" w:hanging="283"/>
+        <w:ind w:hanging="283" w:start="709"/>
         <w:jc w:val="start"/>
         <w:rPr>
           <w:rFonts w:ascii="Times New Roman" w:hAnsi="Times New Roman"/>
@@ -1538,11 +1618,10 @@
           <w:numId w:val="3"/>
         </w:numPr>
         <w:tabs>
-          <w:tab w:val="clear" w:pos="709"/>
           <w:tab w:val="left" w:pos="709" w:leader="none"/>
         </w:tabs>
         <w:bidi w:val="0"/>
-        <w:ind w:start="709" w:hanging="283"/>
+        <w:ind w:hanging="283" w:start="709"/>
         <w:jc w:val="start"/>
         <w:rPr>
           <w:rFonts w:ascii="Times New Roman" w:hAnsi="Times New Roman"/>
@@ -1567,11 +1646,10 @@
           <w:numId w:val="3"/>
         </w:numPr>
         <w:tabs>
-          <w:tab w:val="clear" w:pos="709"/>
           <w:tab w:val="left" w:pos="709" w:leader="none"/>
         </w:tabs>
         <w:bidi w:val="0"/>
-        <w:ind w:start="709" w:hanging="283"/>
+        <w:ind w:hanging="283" w:start="709"/>
         <w:jc w:val="start"/>
         <w:rPr>
           <w:rFonts w:ascii="Times New Roman" w:hAnsi="Times New Roman"/>
@@ -1596,11 +1674,10 @@
           <w:numId w:val="3"/>
         </w:numPr>
         <w:tabs>
-          <w:tab w:val="clear" w:pos="709"/>
           <w:tab w:val="left" w:pos="709" w:leader="none"/>
         </w:tabs>
         <w:bidi w:val="0"/>
-        <w:ind w:start="709" w:hanging="283"/>
+        <w:ind w:hanging="283" w:start="709"/>
         <w:jc w:val="start"/>
         <w:rPr>
           <w:rFonts w:ascii="Times New Roman" w:hAnsi="Times New Roman"/>
@@ -1625,11 +1702,10 @@
           <w:numId w:val="3"/>
         </w:numPr>
         <w:tabs>
-          <w:tab w:val="clear" w:pos="709"/>
           <w:tab w:val="left" w:pos="709" w:leader="none"/>
         </w:tabs>
         <w:bidi w:val="0"/>
-        <w:ind w:start="709" w:hanging="283"/>
+        <w:ind w:hanging="283" w:start="709"/>
         <w:jc w:val="start"/>
         <w:rPr>
           <w:rFonts w:ascii="Times New Roman" w:hAnsi="Times New Roman"/>
@@ -1654,11 +1730,10 @@
           <w:numId w:val="3"/>
         </w:numPr>
         <w:tabs>
-          <w:tab w:val="clear" w:pos="709"/>
           <w:tab w:val="left" w:pos="709" w:leader="none"/>
         </w:tabs>
         <w:bidi w:val="0"/>
-        <w:ind w:start="709" w:hanging="283"/>
+        <w:ind w:hanging="283" w:start="709"/>
         <w:jc w:val="start"/>
         <w:rPr>
           <w:rFonts w:ascii="Times New Roman" w:hAnsi="Times New Roman"/>
@@ -1683,11 +1758,10 @@
           <w:numId w:val="3"/>
         </w:numPr>
         <w:tabs>
-          <w:tab w:val="clear" w:pos="709"/>
           <w:tab w:val="left" w:pos="709" w:leader="none"/>
         </w:tabs>
         <w:bidi w:val="0"/>
-        <w:ind w:start="709" w:hanging="283"/>
+        <w:ind w:hanging="283" w:start="709"/>
         <w:jc w:val="start"/>
         <w:rPr>
           <w:rFonts w:ascii="Times New Roman" w:hAnsi="Times New Roman"/>
@@ -1712,7 +1786,7 @@
           <w:numId w:val="0"/>
         </w:numPr>
         <w:bidi w:val="0"/>
-        <w:ind w:hanging="0"/>
+        <w:ind w:hanging="0" w:start="0"/>
         <w:jc w:val="start"/>
         <w:rPr>
           <w:rFonts w:ascii="Times New Roman" w:hAnsi="Times New Roman"/>
@@ -1745,7 +1819,7 @@
       </w:r>
       <w:r>
         <w:rPr>
-          <w:rStyle w:val="StrongEmphasis"/>
+          <w:rStyle w:val="Strong"/>
           <w:rFonts w:ascii="Times New Roman" w:hAnsi="Times New Roman"/>
           <w:sz w:val="28"/>
           <w:szCs w:val="28"/>
@@ -1838,6 +1912,7 @@
       <w:pgNumType w:fmt="decimal"/>
       <w:formProt w:val="false"/>
       <w:textDirection w:val="lrTb"/>
+      <w:docGrid w:type="default" w:linePitch="100" w:charSpace="0"/>
     </w:sectPr>
   </w:body>
 </w:document>
@@ -2267,7 +2342,6 @@
     </w:lvl>
     <w:lvl w:ilvl="2">
       <w:start w:val="1"/>
-      <w:pStyle w:val="Heading3"/>
       <w:numFmt w:val="none"/>
       <w:suff w:val="nothing"/>
       <w:lvlText w:val=""/>
@@ -2281,7 +2355,6 @@
     </w:lvl>
     <w:lvl w:ilvl="3">
       <w:start w:val="1"/>
-      <w:pStyle w:val="Heading4"/>
       <w:numFmt w:val="none"/>
       <w:suff w:val="nothing"/>
       <w:lvlText w:val=""/>
@@ -2388,7 +2461,6 @@
     </w:rPrDefault>
     <w:pPrDefault>
       <w:pPr>
-        <w:widowControl/>
         <w:suppressAutoHyphens w:val="true"/>
       </w:pPr>
     </w:pPrDefault>
@@ -2398,7 +2470,10 @@
     <w:qFormat/>
     <w:pPr>
       <w:widowControl/>
+      <w:suppressAutoHyphens w:val="true"/>
       <w:bidi w:val="0"/>
+      <w:spacing w:before="0" w:after="0"/>
+      <w:jc w:val="start"/>
     </w:pPr>
     <w:rPr>
       <w:rFonts w:ascii="Liberation Serif" w:hAnsi="Liberation Serif" w:eastAsia="Noto Serif CJK SC" w:cs="Lohit Devanagari"/>
@@ -2410,9 +2485,9 @@
     </w:rPr>
   </w:style>
   <w:style w:type="paragraph" w:styleId="Heading3">
-    <w:name w:val="Heading 3"/>
+    <w:name w:val="heading 3"/>
     <w:basedOn w:val="Heading"/>
-    <w:next w:val="TextBody"/>
+    <w:next w:val="BodyText"/>
     <w:qFormat/>
     <w:pPr>
       <w:spacing w:before="140" w:after="120"/>
@@ -2427,9 +2502,9 @@
     </w:rPr>
   </w:style>
   <w:style w:type="paragraph" w:styleId="Heading4">
-    <w:name w:val="Heading 4"/>
+    <w:name w:val="heading 4"/>
     <w:basedOn w:val="Heading"/>
-    <w:next w:val="TextBody"/>
+    <w:next w:val="BodyText"/>
     <w:qFormat/>
     <w:pPr>
       <w:spacing w:before="120" w:after="120"/>
@@ -2443,7 +2518,7 @@
       <w:szCs w:val="24"/>
     </w:rPr>
   </w:style>
-  <w:style w:type="character" w:styleId="StrongEmphasis">
+  <w:style w:type="character" w:styleId="Strong">
     <w:name w:val="Strong"/>
     <w:qFormat/>
     <w:rPr>
@@ -2466,7 +2541,7 @@
   <w:style w:type="paragraph" w:styleId="Heading">
     <w:name w:val="Heading"/>
     <w:basedOn w:val="Normal"/>
-    <w:next w:val="TextBody"/>
+    <w:next w:val="BodyText"/>
     <w:qFormat/>
     <w:pPr>
       <w:keepNext w:val="true"/>
@@ -2478,7 +2553,7 @@
       <w:szCs w:val="28"/>
     </w:rPr>
   </w:style>
-  <w:style w:type="paragraph" w:styleId="TextBody">
+  <w:style w:type="paragraph" w:styleId="BodyText">
     <w:name w:val="Body Text"/>
     <w:basedOn w:val="Normal"/>
     <w:pPr>
@@ -2488,14 +2563,14 @@
   </w:style>
   <w:style w:type="paragraph" w:styleId="List">
     <w:name w:val="List"/>
-    <w:basedOn w:val="TextBody"/>
+    <w:basedOn w:val="BodyText"/>
     <w:pPr/>
     <w:rPr>
       <w:rFonts w:cs="Lohit Devanagari"/>
     </w:rPr>
   </w:style>
   <w:style w:type="paragraph" w:styleId="Caption">
-    <w:name w:val="Caption"/>
+    <w:name w:val="caption"/>
     <w:basedOn w:val="Normal"/>
     <w:qFormat/>
     <w:pPr>
@@ -2531,7 +2606,7 @@
   <w:style w:type="paragraph" w:styleId="HorizontalLine">
     <w:name w:val="Horizontal Line"/>
     <w:basedOn w:val="Normal"/>
-    <w:next w:val="TextBody"/>
+    <w:next w:val="BodyText"/>
     <w:qFormat/>
     <w:pPr>
       <w:suppressLineNumbers/>
@@ -2546,4 +2621,110 @@
     </w:rPr>
   </w:style>
 </w:styles>
+</file>
+
+<file path=word/theme/theme1.xml><?xml version="1.0" encoding="utf-8"?>
+<a:theme xmlns:a="http://schemas.openxmlformats.org/drawingml/2006/main" xmlns:r="http://schemas.openxmlformats.org/officeDocument/2006/relationships" name="Office">
+  <a:themeElements>
+    <a:clrScheme name="LibreOffice">
+      <a:dk1>
+        <a:srgbClr val="000000"/>
+      </a:dk1>
+      <a:lt1>
+        <a:srgbClr val="ffffff"/>
+      </a:lt1>
+      <a:dk2>
+        <a:srgbClr val="000000"/>
+      </a:dk2>
+      <a:lt2>
+        <a:srgbClr val="ffffff"/>
+      </a:lt2>
+      <a:accent1>
+        <a:srgbClr val="18a303"/>
+      </a:accent1>
+      <a:accent2>
+        <a:srgbClr val="0369a3"/>
+      </a:accent2>
+      <a:accent3>
+        <a:srgbClr val="a33e03"/>
+      </a:accent3>
+      <a:accent4>
+        <a:srgbClr val="8e03a3"/>
+      </a:accent4>
+      <a:accent5>
+        <a:srgbClr val="c99c00"/>
+      </a:accent5>
+      <a:accent6>
+        <a:srgbClr val="c9211e"/>
+      </a:accent6>
+      <a:hlink>
+        <a:srgbClr val="0000ee"/>
+      </a:hlink>
+      <a:folHlink>
+        <a:srgbClr val="551a8b"/>
+      </a:folHlink>
+    </a:clrScheme>
+    <a:fontScheme name="Office">
+      <a:majorFont>
+        <a:latin typeface="Arial" pitchFamily="0" charset="1"/>
+        <a:ea typeface="DejaVu Sans" pitchFamily="0" charset="1"/>
+        <a:cs typeface="DejaVu Sans" pitchFamily="0" charset="1"/>
+      </a:majorFont>
+      <a:minorFont>
+        <a:latin typeface="Arial" pitchFamily="0" charset="1"/>
+        <a:ea typeface="DejaVu Sans" pitchFamily="0" charset="1"/>
+        <a:cs typeface="DejaVu Sans" pitchFamily="0" charset="1"/>
+      </a:minorFont>
+    </a:fontScheme>
+    <a:fmtScheme>
+      <a:fillStyleLst>
+        <a:solidFill>
+          <a:schemeClr val="phClr"/>
+        </a:solidFill>
+        <a:solidFill>
+          <a:schemeClr val="phClr"/>
+        </a:solidFill>
+        <a:solidFill>
+          <a:schemeClr val="phClr"/>
+        </a:solidFill>
+      </a:fillStyleLst>
+      <a:lnStyleLst>
+        <a:ln w="6350" cap="flat" cmpd="sng" algn="ctr">
+          <a:prstDash val="solid"/>
+          <a:miter/>
+        </a:ln>
+        <a:ln w="6350" cap="flat" cmpd="sng" algn="ctr">
+          <a:prstDash val="solid"/>
+          <a:miter/>
+        </a:ln>
+        <a:ln w="6350" cap="flat" cmpd="sng" algn="ctr">
+          <a:prstDash val="solid"/>
+          <a:miter/>
+        </a:ln>
+      </a:lnStyleLst>
+      <a:effectStyleLst>
+        <a:effectStyle>
+          <a:effectLst/>
+        </a:effectStyle>
+        <a:effectStyle>
+          <a:effectLst/>
+        </a:effectStyle>
+        <a:effectStyle>
+          <a:effectLst/>
+        </a:effectStyle>
+      </a:effectStyleLst>
+      <a:bgFillStyleLst>
+        <a:solidFill>
+          <a:schemeClr val="phClr"/>
+        </a:solidFill>
+        <a:solidFill>
+          <a:schemeClr val="phClr"/>
+        </a:solidFill>
+        <a:solidFill>
+          <a:schemeClr val="phClr"/>
+        </a:solidFill>
+      </a:bgFillStyleLst>
+    </a:fmtScheme>
+  </a:themeElements>
+</a:theme>
 </file>